--- a/小野町_引継ぎ_整理済/11_見える化出力依頼/小野町_見える化_利用回数が0のままの件_20260928.docx
+++ b/小野町_引継ぎ_整理済/11_見える化出力依頼/小野町_見える化_利用回数が0のままの件_20260928.docx
@@ -4067,7 +4067,7 @@
                 <w:b w:val="0"/>
                 <w:sz w:val="18"/>
               </w:rPr>
-              <w:t>（当方6,095円）</w:t>
+              <w:t>（当方6,048円）</w:t>
             </w:r>
           </w:p>
         </w:tc>
@@ -4081,7 +4081,7 @@
           <w:b w:val="0"/>
           <w:sz w:val="18"/>
         </w:rPr>
-        <w:t>※ 当方の算定は総給付費3年計2,869,936千円（年956,645千円）、保険料月額6,095円です。</w:t>
+        <w:t>※ 当方の算定は総給付費3年計2,869,936千円（年956,645千円）、保険料月額6,048円です。</w:t>
       </w:r>
       <w:r>
         <w:rPr>
